--- a/wickevoort-hoofdrolspelers.docx
+++ b/wickevoort-hoofdrolspelers.docx
@@ -202,7 +202,7 @@
         </w:rPr>
         <w:t xml:space="preserve">Links: </w:t>
       </w:r>
-      <w:hyperlink w:history="1" r:id="rIdc1ol48fq9c3jghquyap5y">
+      <w:hyperlink w:history="1" r:id="rId6kwethzboocswe6buccp2">
         <w:r>
           <w:rPr>
             <w:rStyle w:val="Hyperlink"/>
@@ -215,7 +215,7 @@
       <w:r>
         <w:t xml:space="preserve"> · </w:t>
       </w:r>
-      <w:hyperlink w:history="1" r:id="rIdjpm6i2sokdhvq4eudalw5">
+      <w:hyperlink w:history="1" r:id="rIdfxwezsb3fjpxriwhl194k">
         <w:r>
           <w:rPr>
             <w:rStyle w:val="Hyperlink"/>
@@ -340,7 +340,7 @@
         </w:rPr>
         <w:t xml:space="preserve">Links: </w:t>
       </w:r>
-      <w:hyperlink w:history="1" r:id="rIdtjbl_hetnytgzcdfqliwk">
+      <w:hyperlink w:history="1" r:id="rId8wvjxdf53nqnsaf6ssaf_">
         <w:r>
           <w:rPr>
             <w:rStyle w:val="Hyperlink"/>
@@ -353,7 +353,7 @@
       <w:r>
         <w:t xml:space="preserve"> · </w:t>
       </w:r>
-      <w:hyperlink w:history="1" r:id="rIdrjbgu5iugfx5f-150hwac">
+      <w:hyperlink w:history="1" r:id="rIde44tbrr-ja1rkzqs1fbjh">
         <w:r>
           <w:rPr>
             <w:rStyle w:val="Hyperlink"/>
@@ -486,7 +486,7 @@
         </w:rPr>
         <w:t xml:space="preserve">Links: </w:t>
       </w:r>
-      <w:hyperlink w:history="1" r:id="rId9adtomgvswqtnikqoekc6">
+      <w:hyperlink w:history="1" r:id="rIdvvtvsh9qy0wg3rt7s0jc6">
         <w:r>
           <w:rPr>
             <w:rStyle w:val="Hyperlink"/>
@@ -499,7 +499,7 @@
       <w:r>
         <w:t xml:space="preserve"> · </w:t>
       </w:r>
-      <w:hyperlink w:history="1" r:id="rIddfa50_5bv-5iro4pdekm_">
+      <w:hyperlink w:history="1" r:id="rIduor_hfffk4icc5c6irly9">
         <w:r>
           <w:rPr>
             <w:rStyle w:val="Hyperlink"/>
@@ -512,7 +512,7 @@
       <w:r>
         <w:t xml:space="preserve"> · </w:t>
       </w:r>
-      <w:hyperlink w:history="1" r:id="rIdw51ljo8t3wzb8drquskxl">
+      <w:hyperlink w:history="1" r:id="rIdlirxrfr5qynh24xempuqs">
         <w:r>
           <w:rPr>
             <w:rStyle w:val="Hyperlink"/>
@@ -622,7 +622,7 @@
         </w:rPr>
         <w:t xml:space="preserve">Links: </w:t>
       </w:r>
-      <w:hyperlink w:history="1" r:id="rId-vgknvcculwshplkihwyc">
+      <w:hyperlink w:history="1" r:id="rId7fg-ieriqniqruxulqme2">
         <w:r>
           <w:rPr>
             <w:rStyle w:val="Hyperlink"/>
@@ -635,7 +635,7 @@
       <w:r>
         <w:t xml:space="preserve"> · </w:t>
       </w:r>
-      <w:hyperlink w:history="1" r:id="rIdsrmflneqabz3xifktyrky">
+      <w:hyperlink w:history="1" r:id="rIdkfhbsxghmjl8ckg1k6wnb">
         <w:r>
           <w:rPr>
             <w:rStyle w:val="Hyperlink"/>
@@ -768,7 +768,7 @@
         </w:rPr>
         <w:t xml:space="preserve">Links: </w:t>
       </w:r>
-      <w:hyperlink w:history="1" r:id="rIddpvjasnsdkzdxrhjewaz_">
+      <w:hyperlink w:history="1" r:id="rIdzgfjn5xlvts7bt3chdwva">
         <w:r>
           <w:rPr>
             <w:rStyle w:val="Hyperlink"/>
@@ -781,7 +781,7 @@
       <w:r>
         <w:t xml:space="preserve"> · </w:t>
       </w:r>
-      <w:hyperlink w:history="1" r:id="rIdj5qu0blaufn6i_uv2gjv1">
+      <w:hyperlink w:history="1" r:id="rIdpeaee-0kbyx9jqecb858h">
         <w:r>
           <w:rPr>
             <w:rStyle w:val="Hyperlink"/>
@@ -794,7 +794,7 @@
       <w:r>
         <w:t xml:space="preserve"> · </w:t>
       </w:r>
-      <w:hyperlink w:history="1" r:id="rIdens6hyt8v5hg25wsgnbzf">
+      <w:hyperlink w:history="1" r:id="rId0k3cqjzxvjdyzmf2bwh5w">
         <w:r>
           <w:rPr>
             <w:rStyle w:val="Hyperlink"/>
@@ -919,7 +919,7 @@
         </w:rPr>
         <w:t xml:space="preserve">Links: </w:t>
       </w:r>
-      <w:hyperlink w:history="1" r:id="rIdzuafy1ixevip79wwkjcxq">
+      <w:hyperlink w:history="1" r:id="rIdiuiwav6r9u28dcwt7zwqc">
         <w:r>
           <w:rPr>
             <w:rStyle w:val="Hyperlink"/>
@@ -1044,7 +1044,7 @@
         </w:rPr>
         <w:t xml:space="preserve">Links: </w:t>
       </w:r>
-      <w:hyperlink w:history="1" r:id="rIdeex814c0kju2i0dquubm9">
+      <w:hyperlink w:history="1" r:id="rId-b8vxtoamyconzypws7xu">
         <w:r>
           <w:rPr>
             <w:rStyle w:val="Hyperlink"/>
@@ -1057,7 +1057,7 @@
       <w:r>
         <w:t xml:space="preserve"> · </w:t>
       </w:r>
-      <w:hyperlink w:history="1" r:id="rIdztgc9vzz0do232l5oxscj">
+      <w:hyperlink w:history="1" r:id="rIdfpxznetkvqbry074qfwju">
         <w:r>
           <w:rPr>
             <w:rStyle w:val="Hyperlink"/>
@@ -1070,7 +1070,7 @@
       <w:r>
         <w:t xml:space="preserve"> · </w:t>
       </w:r>
-      <w:hyperlink w:history="1" r:id="rIdnz4gpngah36jecvfs2oxc">
+      <w:hyperlink w:history="1" r:id="rIdetxynndlxp-kkd1o8dlgu">
         <w:r>
           <w:rPr>
             <w:rStyle w:val="Hyperlink"/>
@@ -1195,7 +1195,7 @@
         </w:rPr>
         <w:t xml:space="preserve">Links: </w:t>
       </w:r>
-      <w:hyperlink w:history="1" r:id="rIdw2qqqgbbqq1lswoh77bny">
+      <w:hyperlink w:history="1" r:id="rIdhhznkofrke2h8doybx_yh">
         <w:r>
           <w:rPr>
             <w:rStyle w:val="Hyperlink"/>
@@ -1208,7 +1208,7 @@
       <w:r>
         <w:t xml:space="preserve"> · </w:t>
       </w:r>
-      <w:hyperlink w:history="1" r:id="rId7gf5_gahu5cifb_c4pqwq">
+      <w:hyperlink w:history="1" r:id="rIdl77qcmhacwd3bsgyqdzk-">
         <w:r>
           <w:rPr>
             <w:rStyle w:val="Hyperlink"/>
@@ -1333,7 +1333,7 @@
         </w:rPr>
         <w:t xml:space="preserve">Links: </w:t>
       </w:r>
-      <w:hyperlink w:history="1" r:id="rId0skv1t-ambf4hwwgy_4qo">
+      <w:hyperlink w:history="1" r:id="rIderqhjwod_8ysuo7aio3hv">
         <w:r>
           <w:rPr>
             <w:rStyle w:val="Hyperlink"/>
@@ -1346,7 +1346,7 @@
       <w:r>
         <w:t xml:space="preserve"> · </w:t>
       </w:r>
-      <w:hyperlink w:history="1" r:id="rIdi1zvl4pjthrjmun8zcekq">
+      <w:hyperlink w:history="1" r:id="rIdt8vkxujvs6wd3kpb867a5">
         <w:r>
           <w:rPr>
             <w:rStyle w:val="Hyperlink"/>
@@ -1479,7 +1479,7 @@
         </w:rPr>
         <w:t xml:space="preserve">Links: </w:t>
       </w:r>
-      <w:hyperlink w:history="1" r:id="rIdbylwefbwio8_f4e5zciq7">
+      <w:hyperlink w:history="1" r:id="rIdg4r9c-0w8vladxgb4xcvn">
         <w:r>
           <w:rPr>
             <w:rStyle w:val="Hyperlink"/>
@@ -1492,7 +1492,7 @@
       <w:r>
         <w:t xml:space="preserve"> · </w:t>
       </w:r>
-      <w:hyperlink w:history="1" r:id="rIdnbl5wwbyiotrx04ptjxtl">
+      <w:hyperlink w:history="1" r:id="rIdwsnczvtmk5grxobisnn5x">
         <w:r>
           <w:rPr>
             <w:rStyle w:val="Hyperlink"/>
@@ -1505,7 +1505,7 @@
       <w:r>
         <w:t xml:space="preserve"> · </w:t>
       </w:r>
-      <w:hyperlink w:history="1" r:id="rIdsumrs3zjmkeewrrub2kny">
+      <w:hyperlink w:history="1" r:id="rId4zacqtomxnhu-jqs-0z1s">
         <w:r>
           <w:rPr>
             <w:rStyle w:val="Hyperlink"/>
@@ -1623,7 +1623,7 @@
         </w:rPr>
         <w:t xml:space="preserve">Links: </w:t>
       </w:r>
-      <w:hyperlink w:history="1" r:id="rIdt4j0m4onob9xi94e8kemy">
+      <w:hyperlink w:history="1" r:id="rIddvin4odo5tdxpjvv11wib">
         <w:r>
           <w:rPr>
             <w:rStyle w:val="Hyperlink"/>
@@ -1748,7 +1748,7 @@
         </w:rPr>
         <w:t xml:space="preserve">Links: </w:t>
       </w:r>
-      <w:hyperlink w:history="1" r:id="rIdegijfbprk0nk98sz-mnwm">
+      <w:hyperlink w:history="1" r:id="rIdptfwngrjgstea_e_loi_-">
         <w:r>
           <w:rPr>
             <w:rStyle w:val="Hyperlink"/>
@@ -1866,7 +1866,7 @@
         </w:rPr>
         <w:t xml:space="preserve">Links: </w:t>
       </w:r>
-      <w:hyperlink w:history="1" r:id="rIdvo03hcpwivspet32_cavf">
+      <w:hyperlink w:history="1" r:id="rIdvxznpdojcdry5gf_jeuh7">
         <w:r>
           <w:rPr>
             <w:rStyle w:val="Hyperlink"/>
@@ -1879,7 +1879,7 @@
       <w:r>
         <w:t xml:space="preserve"> · </w:t>
       </w:r>
-      <w:hyperlink w:history="1" r:id="rIderor1mt3ifqh4dzzybyiv">
+      <w:hyperlink w:history="1" r:id="rIdutmj_-sfns6juphyporh3">
         <w:r>
           <w:rPr>
             <w:rStyle w:val="Hyperlink"/>
@@ -1892,7 +1892,7 @@
       <w:r>
         <w:t xml:space="preserve"> · </w:t>
       </w:r>
-      <w:hyperlink w:history="1" r:id="rIdmxtbozrqqt2b8ghd5sjpu">
+      <w:hyperlink w:history="1" r:id="rIdvssm8_vabi-xmspcdxxsi">
         <w:r>
           <w:rPr>
             <w:rStyle w:val="Hyperlink"/>
@@ -2025,7 +2025,7 @@
         </w:rPr>
         <w:t xml:space="preserve">Links: </w:t>
       </w:r>
-      <w:hyperlink w:history="1" r:id="rIdr9xsvqq1d9nzyxgwgskwx">
+      <w:hyperlink w:history="1" r:id="rIdoingyteyc1aeyhmat5w-i">
         <w:r>
           <w:rPr>
             <w:rStyle w:val="Hyperlink"/>
@@ -2038,7 +2038,7 @@
       <w:r>
         <w:t xml:space="preserve"> · </w:t>
       </w:r>
-      <w:hyperlink w:history="1" r:id="rId4jhoep6jvftg0boqodhdj">
+      <w:hyperlink w:history="1" r:id="rIdbijdtf3etsw_cthooxemc">
         <w:r>
           <w:rPr>
             <w:rStyle w:val="Hyperlink"/>
@@ -2156,7 +2156,7 @@
         </w:rPr>
         <w:t xml:space="preserve">Links: </w:t>
       </w:r>
-      <w:hyperlink w:history="1" r:id="rIdwe0mit4cb4pcwv-oa9109">
+      <w:hyperlink w:history="1" r:id="rIda8ltbrsyk_f4j9v_3dxtj">
         <w:r>
           <w:rPr>
             <w:rStyle w:val="Hyperlink"/>
@@ -2169,7 +2169,7 @@
       <w:r>
         <w:t xml:space="preserve"> · </w:t>
       </w:r>
-      <w:hyperlink w:history="1" r:id="rId8ecrnj3hkjiklfj_u4m42">
+      <w:hyperlink w:history="1" r:id="rIdtf2iegh2p3pbrbefzutcm">
         <w:r>
           <w:rPr>
             <w:rStyle w:val="Hyperlink"/>
@@ -2182,7 +2182,7 @@
       <w:r>
         <w:t xml:space="preserve"> · </w:t>
       </w:r>
-      <w:hyperlink w:history="1" r:id="rIdhw4cztol3dyt1hjjdvtp4">
+      <w:hyperlink w:history="1" r:id="rIdubznrpqfp0brcqvy47-nh">
         <w:r>
           <w:rPr>
             <w:rStyle w:val="Hyperlink"/>
@@ -2422,7 +2422,7 @@
         </w:rPr>
         <w:t xml:space="preserve">Links: </w:t>
       </w:r>
-      <w:hyperlink w:history="1" r:id="rIdxbxmfztvnnxt5k4qmukj2">
+      <w:hyperlink w:history="1" r:id="rIdfwcpcm0gvntqvsk4x306v">
         <w:r>
           <w:rPr>
             <w:rStyle w:val="Hyperlink"/>
@@ -2532,7 +2532,7 @@
         </w:rPr>
         <w:t xml:space="preserve">Links: </w:t>
       </w:r>
-      <w:hyperlink w:history="1" r:id="rIdogbkfuhtgj7absqb4pdfv">
+      <w:hyperlink w:history="1" r:id="rIdaif7vaqatonnsvgxqdgrv">
         <w:r>
           <w:rPr>
             <w:rStyle w:val="Hyperlink"/>
@@ -2657,7 +2657,7 @@
         </w:rPr>
         <w:t xml:space="preserve">Links: </w:t>
       </w:r>
-      <w:hyperlink w:history="1" r:id="rIdejkpuh0ty_itxqbxt167r">
+      <w:hyperlink w:history="1" r:id="rIdrsc9cx88yny_eaqomrcpq">
         <w:r>
           <w:rPr>
             <w:rStyle w:val="Hyperlink"/>
@@ -2782,7 +2782,7 @@
         </w:rPr>
         <w:t xml:space="preserve">Links: </w:t>
       </w:r>
-      <w:hyperlink w:history="1" r:id="rIdebya5giwbc01b7zmoyq4p">
+      <w:hyperlink w:history="1" r:id="rId2qbk_kgw9xijm35g2cwtx">
         <w:r>
           <w:rPr>
             <w:rStyle w:val="Hyperlink"/>
@@ -2795,7 +2795,7 @@
       <w:r>
         <w:t xml:space="preserve"> · </w:t>
       </w:r>
-      <w:hyperlink w:history="1" r:id="rIdjldkhvfuxj2mmgm64vsvv">
+      <w:hyperlink w:history="1" r:id="rId4forejab7vjh0cxwihhmz">
         <w:r>
           <w:rPr>
             <w:rStyle w:val="Hyperlink"/>
@@ -2928,7 +2928,7 @@
         </w:rPr>
         <w:t xml:space="preserve">Links: </w:t>
       </w:r>
-      <w:hyperlink w:history="1" r:id="rIdynpz-bmrmya8komujpuvm">
+      <w:hyperlink w:history="1" r:id="rIdvpwn2ugukmusf5tvwzxbi">
         <w:r>
           <w:rPr>
             <w:rStyle w:val="Hyperlink"/>
@@ -3061,7 +3061,7 @@
         </w:rPr>
         <w:t xml:space="preserve">Links: </w:t>
       </w:r>
-      <w:hyperlink w:history="1" r:id="rIdnh7tun5nojltmycohjqeg">
+      <w:hyperlink w:history="1" r:id="rIdz_rtrzj8xvfzbngdu3jja">
         <w:r>
           <w:rPr>
             <w:rStyle w:val="Hyperlink"/>
@@ -3074,7 +3074,7 @@
       <w:r>
         <w:t xml:space="preserve"> · </w:t>
       </w:r>
-      <w:hyperlink w:history="1" r:id="rIdaygdudmrquufmci0jzfwm">
+      <w:hyperlink w:history="1" r:id="rIday5wgz9immdzxouvnmwze">
         <w:r>
           <w:rPr>
             <w:rStyle w:val="Hyperlink"/>
@@ -3207,7 +3207,7 @@
         </w:rPr>
         <w:t xml:space="preserve">Links: </w:t>
       </w:r>
-      <w:hyperlink w:history="1" r:id="rIdtgfqqvx_wgjmxtflw9obx">
+      <w:hyperlink w:history="1" r:id="rIdad9244bgcfoc5kh_3a3pe">
         <w:r>
           <w:rPr>
             <w:rStyle w:val="Hyperlink"/>
@@ -3220,7 +3220,7 @@
       <w:r>
         <w:t xml:space="preserve"> · </w:t>
       </w:r>
-      <w:hyperlink w:history="1" r:id="rIdehk-wwaept9pzmxttqalp">
+      <w:hyperlink w:history="1" r:id="rIdgxodwtghrp-fhklazefy1">
         <w:r>
           <w:rPr>
             <w:rStyle w:val="Hyperlink"/>
@@ -3233,7 +3233,7 @@
       <w:r>
         <w:t xml:space="preserve"> · </w:t>
       </w:r>
-      <w:hyperlink w:history="1" r:id="rId23dgb18_ywpatkcpeoq6c">
+      <w:hyperlink w:history="1" r:id="rIdweidynevm-1gtbprhxskr">
         <w:r>
           <w:rPr>
             <w:rStyle w:val="Hyperlink"/>
@@ -3366,7 +3366,7 @@
         </w:rPr>
         <w:t xml:space="preserve">Links: </w:t>
       </w:r>
-      <w:hyperlink w:history="1" r:id="rId1itpqkfgs2nqlkzuxyuwn">
+      <w:hyperlink w:history="1" r:id="rId6rsw-jmj48zzjsyrh_4qu">
         <w:r>
           <w:rPr>
             <w:rStyle w:val="Hyperlink"/>
@@ -3492,7 +3492,7 @@
         </w:rPr>
         <w:t xml:space="preserve">Links: </w:t>
       </w:r>
-      <w:hyperlink w:history="1" r:id="rId5fyydirzsc0ethvgugfbq">
+      <w:hyperlink w:history="1" r:id="rIdymllirklgv37ndof7m1_7">
         <w:r>
           <w:rPr>
             <w:rStyle w:val="Hyperlink"/>
@@ -3505,7 +3505,7 @@
       <w:r>
         <w:t xml:space="preserve"> · </w:t>
       </w:r>
-      <w:hyperlink w:history="1" r:id="rIdj-lbuwspfx5veecnyg3fw">
+      <w:hyperlink w:history="1" r:id="rIdonf5qdpwphyecftrfrfje">
         <w:r>
           <w:rPr>
             <w:rStyle w:val="Hyperlink"/>
@@ -3518,7 +3518,7 @@
       <w:r>
         <w:t xml:space="preserve"> · </w:t>
       </w:r>
-      <w:hyperlink w:history="1" r:id="rIdc69zrrhcqmmnpoyhax1v0">
+      <w:hyperlink w:history="1" r:id="rIdf-e2pksvym_x80gz9ri8t">
         <w:r>
           <w:rPr>
             <w:rStyle w:val="Hyperlink"/>
@@ -3651,7 +3651,7 @@
         </w:rPr>
         <w:t xml:space="preserve">Links: </w:t>
       </w:r>
-      <w:hyperlink w:history="1" r:id="rIdvzy7lh0gxnfmtrjns2onn">
+      <w:hyperlink w:history="1" r:id="rIddvybqiloud-9cojefhu9c">
         <w:r>
           <w:rPr>
             <w:rStyle w:val="Hyperlink"/>
@@ -3755,7 +3755,7 @@
         <w:t xml:space="preserve">Periode: </w:t>
       </w:r>
       <w:r>
-        <w:t xml:space="preserve">uitspraken 2014, 2019, 2022</w:t>
+        <w:t xml:space="preserve">uitspraken 28 mei 2014, 6 februari 2019, 23 februari 2022</w:t>
       </w:r>
     </w:p>
     <w:p>
@@ -3769,7 +3769,7 @@
         </w:rPr>
         <w:t xml:space="preserve">Links: </w:t>
       </w:r>
-      <w:hyperlink w:history="1" r:id="rIddmxu9rnwbc9pwzgi4zdy7">
+      <w:hyperlink w:history="1" r:id="rIdhp8c-0jx62o4cxaed6ltn">
         <w:r>
           <w:rPr>
             <w:rStyle w:val="Hyperlink"/>
@@ -3782,7 +3782,7 @@
       <w:r>
         <w:t xml:space="preserve"> · </w:t>
       </w:r>
-      <w:hyperlink w:history="1" r:id="rIdvz9y3vptmoi6cyeztrwl3">
+      <w:hyperlink w:history="1" r:id="rIdgrgtgebf0l88u9aa9n5oo">
         <w:r>
           <w:rPr>
             <w:rStyle w:val="Hyperlink"/>
@@ -3795,7 +3795,7 @@
       <w:r>
         <w:t xml:space="preserve"> · </w:t>
       </w:r>
-      <w:hyperlink w:history="1" r:id="rIdrtoqrpgdwzc9k7wops7mv">
+      <w:hyperlink w:history="1" r:id="rIdg1xgwbsk0stw2izs2m0cc">
         <w:r>
           <w:rPr>
             <w:rStyle w:val="Hyperlink"/>
@@ -3805,6 +3805,19 @@
           <w:t xml:space="preserve">uitspraak csz_2022</w:t>
         </w:r>
       </w:hyperlink>
+      <w:r>
+        <w:t xml:space="preserve"> · </w:t>
+      </w:r>
+      <w:hyperlink w:history="1" r:id="rIdbawwv_b5vdcfsyqrioh_u">
+        <w:r>
+          <w:rPr>
+            <w:rStyle w:val="Hyperlink"/>
+            <w:color w:val="2c5282"/>
+            <w:u w:val="single"/>
+          </w:rPr>
+          <w:t xml:space="preserve">uitspraak cruquius_noord_2014</w:t>
+        </w:r>
+      </w:hyperlink>
     </w:p>
     <w:p>
       <w:pPr>
@@ -3913,7 +3926,7 @@
         </w:rPr>
         <w:t xml:space="preserve">Links: </w:t>
       </w:r>
-      <w:hyperlink w:history="1" r:id="rIdvlys6da2sjkcfcg8fhxpt">
+      <w:hyperlink w:history="1" r:id="rIdrwfntoxdljzdqvwt54z5s">
         <w:r>
           <w:rPr>
             <w:rStyle w:val="Hyperlink"/>
@@ -4237,7 +4250,7 @@
         </w:rPr>
         <w:t xml:space="preserve">Links: </w:t>
       </w:r>
-      <w:hyperlink w:history="1" r:id="rIdcctotg4slskujj_3ej479">
+      <w:hyperlink w:history="1" r:id="rIdbbrdzced8hix9wclhrpud">
         <w:r>
           <w:rPr>
             <w:rStyle w:val="Hyperlink"/>
@@ -4250,7 +4263,7 @@
       <w:r>
         <w:t xml:space="preserve"> · </w:t>
       </w:r>
-      <w:hyperlink w:history="1" r:id="rIdardhrm0uct9snin1lkmrw">
+      <w:hyperlink w:history="1" r:id="rIdontep8q6s_potwwhdej1o">
         <w:r>
           <w:rPr>
             <w:rStyle w:val="Hyperlink"/>
@@ -4360,7 +4373,7 @@
         </w:rPr>
         <w:t xml:space="preserve">Links: </w:t>
       </w:r>
-      <w:hyperlink w:history="1" r:id="rId0-dwzmit6-h4idrejy19h">
+      <w:hyperlink w:history="1" r:id="rIdkk34o1zbhgyynzj6-nrzd">
         <w:r>
           <w:rPr>
             <w:rStyle w:val="Hyperlink"/>
@@ -4478,7 +4491,7 @@
         </w:rPr>
         <w:t xml:space="preserve">Links: </w:t>
       </w:r>
-      <w:hyperlink w:history="1" r:id="rIdwdhasmmczoky6frzgnb3c">
+      <w:hyperlink w:history="1" r:id="rIdgup_gsnkbuvsws72sv7zz">
         <w:r>
           <w:rPr>
             <w:rStyle w:val="Hyperlink"/>
@@ -4588,7 +4601,7 @@
         </w:rPr>
         <w:t xml:space="preserve">Links: </w:t>
       </w:r>
-      <w:hyperlink w:history="1" r:id="rIdt9mqw18vi0lmoafscqu2z">
+      <w:hyperlink w:history="1" r:id="rIdeidtyjjqtozaa1ldkg-oz">
         <w:r>
           <w:rPr>
             <w:rStyle w:val="Hyperlink"/>
@@ -4706,7 +4719,7 @@
         </w:rPr>
         <w:t xml:space="preserve">Links: </w:t>
       </w:r>
-      <w:hyperlink w:history="1" r:id="rIdfweznsbbcveulz4xlrcdo">
+      <w:hyperlink w:history="1" r:id="rIdgbpkhhtbhm_ha64kvvhjb">
         <w:r>
           <w:rPr>
             <w:rStyle w:val="Hyperlink"/>
@@ -4816,7 +4829,7 @@
         </w:rPr>
         <w:t xml:space="preserve">Links: </w:t>
       </w:r>
-      <w:hyperlink w:history="1" r:id="rIdnt0miecicn8l3cswmnu6_">
+      <w:hyperlink w:history="1" r:id="rIdwx8rajwjf9c5y8j8cs4bw">
         <w:r>
           <w:rPr>
             <w:rStyle w:val="Hyperlink"/>
@@ -5045,7 +5058,7 @@
         </w:rPr>
         <w:t xml:space="preserve">Links: </w:t>
       </w:r>
-      <w:hyperlink w:history="1" r:id="rIdtpdb5nppckoumax_gpd9e">
+      <w:hyperlink w:history="1" r:id="rIdyy9yauyfc4jrfqkzsgqus">
         <w:r>
           <w:rPr>
             <w:rStyle w:val="Hyperlink"/>
@@ -5178,7 +5191,7 @@
         </w:rPr>
         <w:t xml:space="preserve">Links: </w:t>
       </w:r>
-      <w:hyperlink w:history="1" r:id="rId8ibxkssbo07mg236v24zk">
+      <w:hyperlink w:history="1" r:id="rIdvngrcm5p_q3blkdwfs1gg">
         <w:r>
           <w:rPr>
             <w:rStyle w:val="Hyperlink"/>
